--- a/reproducible_OntoKG/expert_study/google_form/recruitment_message.docx
+++ b/reproducible_OntoKG/expert_study/google_form/recruitment_message.docx
@@ -391,7 +391,7 @@
         <w:t xml:space="preserve"> </w:t>
       </w:r>
       <w:r>
-        <w:t xml:space="preserve">(see README), then send me</w:t>
+        <w:t xml:space="preserve">(see README), then use</w:t>
       </w:r>
       <w:r>
         <w:t xml:space="preserve"> </w:t>
@@ -406,7 +406,7 @@
         <w:t xml:space="preserve"> </w:t>
       </w:r>
       <w:r>
-        <w:t xml:space="preserve">and I’ll write Section 7.6.</w:t>
+        <w:t xml:space="preserve">in the write-up.</w:t>
       </w:r>
     </w:p>
     <w:sectPr/>
